--- a/fuentes/63520004_CF01_DU.docx
+++ b/fuentes/63520004_CF01_DU.docx
@@ -2969,21 +2969,7 @@
         <w:rPr>
           <w:lang w:val="es-419" w:eastAsia="es-CO"/>
         </w:rPr>
-        <w:t xml:space="preserve">: al prevenir la proliferación de microorganismos patógenos como Salmonella o E. </w:t>
-      </w:r>
-      <w:proofErr w:type="spellStart"/>
-      <w:r>
-        <w:rPr>
-          <w:lang w:val="es-419" w:eastAsia="es-CO"/>
-        </w:rPr>
-        <w:t>coli</w:t>
-      </w:r>
-      <w:proofErr w:type="spellEnd"/>
-      <w:r>
-        <w:rPr>
-          <w:lang w:val="es-419" w:eastAsia="es-CO"/>
-        </w:rPr>
-        <w:t>, que pueden encontrar en cremas, huevos o leche un medio propicio para su desarrollo.</w:t>
+        <w:t>: al prevenir la proliferación de microorganismos patógenos como Salmonella o E. coli, que pueden encontrar en cremas, huevos o leche un medio propicio para su desarrollo.</w:t>
       </w:r>
     </w:p>
     <w:p>
@@ -3622,21 +3608,12 @@
         </w:rPr>
         <w:t>m</w:t>
       </w:r>
-      <w:proofErr w:type="spellStart"/>
       <w:r>
         <w:rPr>
           <w:rStyle w:val="Extranjerismo"/>
           <w:lang w:val="es-419" w:eastAsia="es-CO"/>
         </w:rPr>
-        <w:t>ise</w:t>
-      </w:r>
-      <w:proofErr w:type="spellEnd"/>
-      <w:r>
-        <w:rPr>
-          <w:rStyle w:val="Extranjerismo"/>
-          <w:lang w:val="es-419" w:eastAsia="es-CO"/>
-        </w:rPr>
-        <w:t xml:space="preserve"> en </w:t>
+        <w:t xml:space="preserve">ise en </w:t>
       </w:r>
       <w:r>
         <w:rPr>
@@ -7325,7 +7302,6 @@
         </w:rPr>
         <w:t xml:space="preserve">: crema (tipo </w:t>
       </w:r>
-      <w:proofErr w:type="spellStart"/>
       <w:r>
         <w:rPr>
           <w:rStyle w:val="Extranjerismo"/>
@@ -7333,14 +7309,12 @@
         </w:rPr>
         <w:t>Philadelphia</w:t>
       </w:r>
-      <w:proofErr w:type="spellEnd"/>
       <w:r>
         <w:rPr>
           <w:lang w:val="es-419" w:eastAsia="es-CO"/>
         </w:rPr>
         <w:t xml:space="preserve">) para </w:t>
       </w:r>
-      <w:proofErr w:type="spellStart"/>
       <w:r>
         <w:rPr>
           <w:rStyle w:val="Extranjerismo"/>
@@ -7348,28 +7322,24 @@
         </w:rPr>
         <w:t>cheesecakes</w:t>
       </w:r>
-      <w:proofErr w:type="spellEnd"/>
       <w:r>
         <w:rPr>
           <w:lang w:val="es-419" w:eastAsia="es-CO"/>
         </w:rPr>
         <w:t xml:space="preserve">, mascarpone para </w:t>
       </w:r>
-      <w:proofErr w:type="spellStart"/>
       <w:r>
         <w:rPr>
           <w:rStyle w:val="Extranjerismo"/>
         </w:rPr>
         <w:t>tiramisú</w:t>
       </w:r>
-      <w:proofErr w:type="spellEnd"/>
       <w:r>
         <w:rPr>
           <w:lang w:val="es-419" w:eastAsia="es-CO"/>
         </w:rPr>
         <w:t xml:space="preserve">, </w:t>
       </w:r>
-      <w:proofErr w:type="spellStart"/>
       <w:r>
         <w:rPr>
           <w:rStyle w:val="Extranjerismo"/>
@@ -7377,7 +7347,6 @@
         </w:rPr>
         <w:t>ricotta</w:t>
       </w:r>
-      <w:proofErr w:type="spellEnd"/>
       <w:r>
         <w:rPr>
           <w:lang w:val="es-419" w:eastAsia="es-CO"/>
@@ -7563,7 +7532,6 @@
         </w:rPr>
         <w:t xml:space="preserve">: frutas de temporada (fresas, frambuesas, moras, manzanas, peras, duraznos) para decorar, rellenar, hacer compotas o </w:t>
       </w:r>
-      <w:proofErr w:type="spellStart"/>
       <w:r>
         <w:rPr>
           <w:rStyle w:val="Extranjerismo"/>
@@ -7571,7 +7539,6 @@
         </w:rPr>
         <w:t>coulis</w:t>
       </w:r>
-      <w:proofErr w:type="spellEnd"/>
       <w:r>
         <w:rPr>
           <w:lang w:val="es-419" w:eastAsia="es-CO"/>
@@ -8510,87 +8477,44 @@
         </w:rPr>
         <w:t>Facilita la limpieza: el orden inicial y el hábito de limpiar mientras se trabaja (</w:t>
       </w:r>
-      <w:proofErr w:type="spellStart"/>
       <w:r>
         <w:rPr>
           <w:rStyle w:val="Extranjerismo"/>
           <w:lang w:val="es-419" w:eastAsia="es-CO"/>
         </w:rPr>
-        <w:t>clean</w:t>
-      </w:r>
-      <w:proofErr w:type="spellEnd"/>
+        <w:t>clean as you go</w:t>
+      </w:r>
+      <w:r>
+        <w:rPr>
+          <w:lang w:val="es-419" w:eastAsia="es-CO"/>
+        </w:rPr>
+        <w:t>) evita la acumulación de desorden al final.</w:t>
+      </w:r>
+    </w:p>
+    <w:p>
+      <w:pPr>
+        <w:rPr>
+          <w:lang w:val="es-419" w:eastAsia="es-CO"/>
+        </w:rPr>
+      </w:pPr>
+      <w:r>
+        <w:rPr>
+          <w:lang w:val="es-419" w:eastAsia="es-CO"/>
+        </w:rPr>
+        <w:t xml:space="preserve">Pasos para una correcta </w:t>
+      </w:r>
       <w:r>
         <w:rPr>
           <w:rStyle w:val="Extranjerismo"/>
-          <w:lang w:val="es-419" w:eastAsia="es-CO"/>
-        </w:rPr>
-        <w:t xml:space="preserve"> as </w:t>
-      </w:r>
-      <w:proofErr w:type="spellStart"/>
+        </w:rPr>
+        <w:t>m</w:t>
+      </w:r>
       <w:r>
         <w:rPr>
           <w:rStyle w:val="Extranjerismo"/>
           <w:lang w:val="es-419" w:eastAsia="es-CO"/>
         </w:rPr>
-        <w:t>you</w:t>
-      </w:r>
-      <w:proofErr w:type="spellEnd"/>
-      <w:r>
-        <w:rPr>
-          <w:rStyle w:val="Extranjerismo"/>
-          <w:lang w:val="es-419" w:eastAsia="es-CO"/>
-        </w:rPr>
-        <w:t xml:space="preserve"> </w:t>
-      </w:r>
-      <w:proofErr w:type="spellStart"/>
-      <w:r>
-        <w:rPr>
-          <w:rStyle w:val="Extranjerismo"/>
-          <w:lang w:val="es-419" w:eastAsia="es-CO"/>
-        </w:rPr>
-        <w:t>go</w:t>
-      </w:r>
-      <w:proofErr w:type="spellEnd"/>
-      <w:r>
-        <w:rPr>
-          <w:lang w:val="es-419" w:eastAsia="es-CO"/>
-        </w:rPr>
-        <w:t>) evita la acumulación de desorden al final.</w:t>
-      </w:r>
-    </w:p>
-    <w:p>
-      <w:pPr>
-        <w:rPr>
-          <w:lang w:val="es-419" w:eastAsia="es-CO"/>
-        </w:rPr>
-      </w:pPr>
-      <w:r>
-        <w:rPr>
-          <w:lang w:val="es-419" w:eastAsia="es-CO"/>
-        </w:rPr>
-        <w:t xml:space="preserve">Pasos para una correcta </w:t>
-      </w:r>
-      <w:r>
-        <w:rPr>
-          <w:rStyle w:val="Extranjerismo"/>
-        </w:rPr>
-        <w:t>m</w:t>
-      </w:r>
-      <w:proofErr w:type="spellStart"/>
-      <w:r>
-        <w:rPr>
-          <w:rStyle w:val="Extranjerismo"/>
-          <w:lang w:val="es-419" w:eastAsia="es-CO"/>
-        </w:rPr>
-        <w:t>ise</w:t>
-      </w:r>
-      <w:proofErr w:type="spellEnd"/>
-      <w:r>
-        <w:rPr>
-          <w:rStyle w:val="Extranjerismo"/>
-          <w:lang w:val="es-419" w:eastAsia="es-CO"/>
-        </w:rPr>
-        <w:t xml:space="preserve"> en place</w:t>
+        <w:t>ise en place</w:t>
       </w:r>
     </w:p>
     <w:p>
@@ -8665,7 +8589,6 @@
         </w:rPr>
         <w:t>Pesar y medir cada ingrediente en recipientes individuales (</w:t>
       </w:r>
-      <w:proofErr w:type="spellStart"/>
       <w:r>
         <w:rPr>
           <w:rStyle w:val="Extranjerismo"/>
@@ -8673,7 +8596,6 @@
         </w:rPr>
         <w:t>bains-marie</w:t>
       </w:r>
-      <w:proofErr w:type="spellEnd"/>
       <w:r>
         <w:rPr>
           <w:lang w:val="es-419" w:eastAsia="es-CO"/>
@@ -9442,21 +9364,12 @@
         </w:rPr>
         <w:t>m</w:t>
       </w:r>
-      <w:proofErr w:type="spellStart"/>
       <w:r>
         <w:rPr>
           <w:rStyle w:val="Extranjerismo"/>
           <w:lang w:val="es-419" w:eastAsia="es-CO"/>
         </w:rPr>
-        <w:t>ise</w:t>
-      </w:r>
-      <w:proofErr w:type="spellEnd"/>
-      <w:r>
-        <w:rPr>
-          <w:rStyle w:val="Extranjerismo"/>
-          <w:lang w:val="es-419" w:eastAsia="es-CO"/>
-        </w:rPr>
-        <w:t xml:space="preserve"> en place</w:t>
+        <w:t>ise en place</w:t>
       </w:r>
       <w:r>
         <w:rPr>
@@ -9488,6 +9401,7 @@
     <w:p>
       <w:pPr>
         <w:ind w:firstLine="0"/>
+        <w:jc w:val="center"/>
         <w:rPr>
           <w:lang w:val="es-419" w:eastAsia="es-CO"/>
         </w:rPr>
@@ -9498,10 +9412,10 @@
           <w:lang w:val="es-419" w:eastAsia="es-CO"/>
         </w:rPr>
         <w:drawing>
-          <wp:inline distT="0" distB="0" distL="0" distR="0" wp14:anchorId="2398E62F" wp14:editId="3BBCFEC1">
-            <wp:extent cx="6332220" cy="3778250"/>
-            <wp:effectExtent l="0" t="0" r="0" b="0"/>
-            <wp:docPr id="5" name="Imagen 5" descr="Este componente formativo presenta los fundamentos de la repostería, abordando inicialmente las Buenas Prácticas de Manufactura (BPM) como base para garantizar la inocuidad y calidad de los alimentos. También se estudia el uso adecuado de equipos, herramientas y utensilios, junto con la importancia del mantenimiento, la limpieza y la desinfección. Posteriormente, se analizan las materias primas básicas y complementarias utilizadas en repostería, así como criterios sensoriales y el uso de fichas técnicas para su correcta selección. Finalmente, se integra el proceso de alistamiento mediante la metodología mise en place, el uso de diagramas de flujo y las técnicas de pesaje y preparación de ingredientes, destacando que la calidad del producto final depende de una adecuada organización y preparación previa."/>
+          <wp:inline distT="0" distB="0" distL="0" distR="0" wp14:anchorId="3CDE8BAC" wp14:editId="21E600CC">
+            <wp:extent cx="6332220" cy="3921760"/>
+            <wp:effectExtent l="0" t="0" r="0" b="2540"/>
+            <wp:docPr id="4" name="Gráfico 4" descr="Este componente formativo presenta los fundamentos de la repostería, abordando inicialmente las Buenas Prácticas de Manufactura (BPM) como base para garantizar la inocuidad y calidad de los alimentos. También se estudia el uso adecuado de equipos, herramientas y utensilios, junto con la importancia del mantenimiento, la limpieza y la desinfección. Posteriormente, se analizan las materias primas básicas y complementarias utilizadas en repostería, así como criterios sensoriales y el uso de fichas técnicas para su correcta selección. Finalmente, se integra el proceso de alistamiento mediante la metodología mise en place, el uso de diagramas de flujo y las técnicas de pesaje y preparación de ingredientes, destacando que la calidad del producto final depende de una adecuada organización y preparación previa."/>
             <wp:cNvGraphicFramePr>
               <a:graphicFrameLocks xmlns:a="http://schemas.openxmlformats.org/drawingml/2006/main" noChangeAspect="1"/>
             </wp:cNvGraphicFramePr>
@@ -9509,11 +9423,20 @@
               <a:graphicData uri="http://schemas.openxmlformats.org/drawingml/2006/picture">
                 <pic:pic xmlns:pic="http://schemas.openxmlformats.org/drawingml/2006/picture">
                   <pic:nvPicPr>
-                    <pic:cNvPr id="5" name="Imagen 5" descr="Este componente formativo presenta los fundamentos de la repostería, abordando inicialmente las Buenas Prácticas de Manufactura (BPM) como base para garantizar la inocuidad y calidad de los alimentos. También se estudia el uso adecuado de equipos, herramientas y utensilios, junto con la importancia del mantenimiento, la limpieza y la desinfección. Posteriormente, se analizan las materias primas básicas y complementarias utilizadas en repostería, así como criterios sensoriales y el uso de fichas técnicas para su correcta selección. Finalmente, se integra el proceso de alistamiento mediante la metodología mise en place, el uso de diagramas de flujo y las técnicas de pesaje y preparación de ingredientes, destacando que la calidad del producto final depende de una adecuada organización y preparación previa."/>
+                    <pic:cNvPr id="4" name="Gráfico 4" descr="Este componente formativo presenta los fundamentos de la repostería, abordando inicialmente las Buenas Prácticas de Manufactura (BPM) como base para garantizar la inocuidad y calidad de los alimentos. También se estudia el uso adecuado de equipos, herramientas y utensilios, junto con la importancia del mantenimiento, la limpieza y la desinfección. Posteriormente, se analizan las materias primas básicas y complementarias utilizadas en repostería, así como criterios sensoriales y el uso de fichas técnicas para su correcta selección. Finalmente, se integra el proceso de alistamiento mediante la metodología mise en place, el uso de diagramas de flujo y las técnicas de pesaje y preparación de ingredientes, destacando que la calidad del producto final depende de una adecuada organización y preparación previa."/>
                     <pic:cNvPicPr/>
                   </pic:nvPicPr>
                   <pic:blipFill>
-                    <a:blip r:embed="rId17"/>
+                    <a:blip r:embed="rId17">
+                      <a:extLst>
+                        <a:ext uri="{28A0092B-C50C-407E-A947-70E740481C1C}">
+                          <a14:useLocalDpi xmlns:a14="http://schemas.microsoft.com/office/drawing/2010/main" val="0"/>
+                        </a:ext>
+                        <a:ext uri="{96DAC541-7B7A-43D3-8B79-37D633B846F1}">
+                          <asvg:svgBlip xmlns:asvg="http://schemas.microsoft.com/office/drawing/2016/SVG/main" r:embed="rId18"/>
+                        </a:ext>
+                      </a:extLst>
+                    </a:blip>
                     <a:stretch>
                       <a:fillRect/>
                     </a:stretch>
@@ -9521,7 +9444,7 @@
                   <pic:spPr>
                     <a:xfrm>
                       <a:off x="0" y="0"/>
-                      <a:ext cx="6332220" cy="3778250"/>
+                      <a:ext cx="6332220" cy="3921760"/>
                     </a:xfrm>
                     <a:prstGeom prst="rect">
                       <a:avLst/>
@@ -9576,6 +9499,14 @@
     </w:p>
     <w:p>
       <w:pPr>
+        <w:ind w:firstLine="0"/>
+        <w:rPr>
+          <w:lang w:val="es-419" w:eastAsia="es-CO"/>
+        </w:rPr>
+      </w:pPr>
+    </w:p>
+    <w:p>
+      <w:pPr>
         <w:rPr>
           <w:lang w:val="es-419" w:eastAsia="es-CO"/>
         </w:rPr>
@@ -10530,7 +10461,7 @@
       <w:r>
         <w:t xml:space="preserve"> </w:t>
       </w:r>
-      <w:hyperlink r:id="rId18" w:history="1">
+      <w:hyperlink r:id="rId19" w:history="1">
         <w:r>
           <w:rPr>
             <w:rStyle w:val="Hipervnculo"/>
@@ -10570,28 +10501,17 @@
           <w:sz w:val="28"/>
           <w:szCs w:val="28"/>
         </w:rPr>
-        <w:t xml:space="preserve">Codex </w:t>
-      </w:r>
-      <w:proofErr w:type="spellStart"/>
-      <w:r>
-        <w:rPr>
-          <w:rStyle w:val="Extranjerismo"/>
+        <w:t>Codex alimentarius</w:t>
+      </w:r>
+      <w:r>
+        <w:rPr>
           <w:rFonts w:asciiTheme="minorHAnsi" w:hAnsiTheme="minorHAnsi" w:cstheme="minorHAnsi"/>
           <w:sz w:val="28"/>
           <w:szCs w:val="28"/>
         </w:rPr>
-        <w:t>alimentarius</w:t>
-      </w:r>
-      <w:proofErr w:type="spellEnd"/>
-      <w:r>
-        <w:rPr>
-          <w:rFonts w:asciiTheme="minorHAnsi" w:hAnsiTheme="minorHAnsi" w:cstheme="minorHAnsi"/>
-          <w:sz w:val="28"/>
-          <w:szCs w:val="28"/>
-        </w:rPr>
         <w:t>. (2020). CAC/RCP 1-1969. </w:t>
       </w:r>
-      <w:hyperlink r:id="rId19" w:history="1">
+      <w:hyperlink r:id="rId20" w:history="1">
         <w:r>
           <w:rPr>
             <w:rStyle w:val="Hipervnculo"/>
@@ -10640,7 +10560,7 @@
         </w:rPr>
         <w:t xml:space="preserve"> </w:t>
       </w:r>
-      <w:hyperlink r:id="rId20" w:history="1">
+      <w:hyperlink r:id="rId21" w:history="1">
         <w:r>
           <w:rPr>
             <w:rStyle w:val="Hipervnculo"/>
@@ -10685,7 +10605,7 @@
       <w:r>
         <w:t xml:space="preserve"> </w:t>
       </w:r>
-      <w:hyperlink r:id="rId21" w:history="1">
+      <w:hyperlink r:id="rId22" w:history="1">
         <w:r>
           <w:rPr>
             <w:rStyle w:val="Hipervnculo"/>
@@ -10777,7 +10697,7 @@
       <w:r>
         <w:t xml:space="preserve"> </w:t>
       </w:r>
-      <w:hyperlink r:id="rId22" w:history="1">
+      <w:hyperlink r:id="rId23" w:history="1">
         <w:r>
           <w:rPr>
             <w:rStyle w:val="Hipervnculo"/>
@@ -10879,7 +10799,7 @@
         </w:rPr>
         <w:t>Instituto Colombiano de Normas Técnicas y Certificación (ICONTEC). (2005). NTC-ISO 22000:2005. </w:t>
       </w:r>
-      <w:hyperlink r:id="rId23" w:history="1">
+      <w:hyperlink r:id="rId24" w:history="1">
         <w:r>
           <w:rPr>
             <w:rStyle w:val="Hipervnculo"/>
@@ -10956,7 +10876,7 @@
         </w:rPr>
         <w:t xml:space="preserve"> </w:t>
       </w:r>
-      <w:hyperlink r:id="rId24" w:history="1">
+      <w:hyperlink r:id="rId25" w:history="1">
         <w:r>
           <w:rPr>
             <w:rStyle w:val="Hipervnculo"/>
@@ -11000,7 +10920,7 @@
       <w:r>
         <w:t xml:space="preserve"> </w:t>
       </w:r>
-      <w:hyperlink r:id="rId25" w:history="1">
+      <w:hyperlink r:id="rId26" w:history="1">
         <w:r>
           <w:rPr>
             <w:rStyle w:val="Hipervnculo"/>
@@ -11090,7 +11010,7 @@
       <w:r>
         <w:t xml:space="preserve"> </w:t>
       </w:r>
-      <w:hyperlink r:id="rId26" w:history="1">
+      <w:hyperlink r:id="rId27" w:history="1">
         <w:r>
           <w:rPr>
             <w:rStyle w:val="Hipervnculo"/>
@@ -11135,7 +11055,7 @@
       <w:r>
         <w:t xml:space="preserve"> </w:t>
       </w:r>
-      <w:hyperlink r:id="rId27" w:history="1">
+      <w:hyperlink r:id="rId28" w:history="1">
         <w:r>
           <w:rPr>
             <w:rStyle w:val="Hipervnculo"/>
@@ -11179,7 +11099,7 @@
       <w:r>
         <w:t xml:space="preserve"> </w:t>
       </w:r>
-      <w:hyperlink r:id="rId28" w:history="1">
+      <w:hyperlink r:id="rId29" w:history="1">
         <w:r>
           <w:rPr>
             <w:rStyle w:val="Hipervnculo"/>
@@ -11223,7 +11143,7 @@
       <w:r>
         <w:t xml:space="preserve"> </w:t>
       </w:r>
-      <w:hyperlink r:id="rId29" w:history="1">
+      <w:hyperlink r:id="rId30" w:history="1">
         <w:r>
           <w:rPr>
             <w:rStyle w:val="Hipervnculo"/>
@@ -11267,7 +11187,7 @@
       <w:r>
         <w:t xml:space="preserve"> </w:t>
       </w:r>
-      <w:hyperlink r:id="rId30" w:history="1">
+      <w:hyperlink r:id="rId31" w:history="1">
         <w:r>
           <w:rPr>
             <w:rStyle w:val="Hipervnculo"/>
@@ -11334,7 +11254,7 @@
       <w:r>
         <w:t xml:space="preserve"> </w:t>
       </w:r>
-      <w:hyperlink r:id="rId31" w:history="1">
+      <w:hyperlink r:id="rId32" w:history="1">
         <w:r>
           <w:rPr>
             <w:rStyle w:val="Hipervnculo"/>
@@ -11443,24 +11363,25 @@
           <w:szCs w:val="28"/>
         </w:rPr>
       </w:pPr>
-      <w:proofErr w:type="spellStart"/>
       <w:r>
         <w:rPr>
           <w:rFonts w:asciiTheme="minorHAnsi" w:hAnsiTheme="minorHAnsi" w:cstheme="minorHAnsi"/>
           <w:sz w:val="28"/>
           <w:szCs w:val="28"/>
         </w:rPr>
-        <w:t>Telule</w:t>
-      </w:r>
-      <w:proofErr w:type="spellEnd"/>
-      <w:r>
+        <w:t xml:space="preserve">Telule Barahona, H. A., Aguilar Amaya, L. A., Angulo Bonilla, J. W., &amp; Álvarez Santana, J. A. (2023). Manual de buenas prácticas de manufactura. Planta procesadora PRODISMAX.  </w:t>
+      </w:r>
+    </w:p>
+    <w:p>
+      <w:pPr>
+        <w:pStyle w:val="Normal0"/>
+        <w:ind w:firstLine="708"/>
         <w:rPr>
           <w:rFonts w:asciiTheme="minorHAnsi" w:hAnsiTheme="minorHAnsi" w:cstheme="minorHAnsi"/>
           <w:sz w:val="28"/>
           <w:szCs w:val="28"/>
         </w:rPr>
-        <w:t xml:space="preserve"> Barahona, H. A., Aguilar Amaya, L. A., Angulo Bonilla, J. W., &amp; Álvarez Santana, J. A. (2023). Manual de buenas prácticas de manufactura. Planta procesadora PRODISMAX.  </w:t>
-      </w:r>
+      </w:pPr>
     </w:p>
     <w:p>
       <w:pPr>
@@ -11472,34 +11393,13 @@
           <w:szCs w:val="28"/>
         </w:rPr>
       </w:pPr>
-    </w:p>
-    <w:p>
-      <w:pPr>
-        <w:pStyle w:val="Normal0"/>
-        <w:ind w:firstLine="708"/>
+      <w:r>
         <w:rPr>
           <w:rFonts w:asciiTheme="minorHAnsi" w:hAnsiTheme="minorHAnsi" w:cstheme="minorHAnsi"/>
           <w:sz w:val="28"/>
           <w:szCs w:val="28"/>
         </w:rPr>
-      </w:pPr>
-      <w:proofErr w:type="spellStart"/>
-      <w:r>
-        <w:rPr>
-          <w:rFonts w:asciiTheme="minorHAnsi" w:hAnsiTheme="minorHAnsi" w:cstheme="minorHAnsi"/>
-          <w:sz w:val="28"/>
-          <w:szCs w:val="28"/>
-        </w:rPr>
-        <w:t>Tortelli</w:t>
-      </w:r>
-      <w:proofErr w:type="spellEnd"/>
-      <w:r>
-        <w:rPr>
-          <w:rFonts w:asciiTheme="minorHAnsi" w:hAnsiTheme="minorHAnsi" w:cstheme="minorHAnsi"/>
-          <w:sz w:val="28"/>
-          <w:szCs w:val="28"/>
-        </w:rPr>
-        <w:t xml:space="preserve">, E. (2016). La Biblia de la Repostería: Técnicas Clásicas y Contemporáneas. Ediciones Akal.   </w:t>
+        <w:t xml:space="preserve">Tortelli, E. (2016). La Biblia de la Repostería: Técnicas Clásicas y Contemporáneas. Ediciones Akal.   </w:t>
       </w:r>
     </w:p>
     <w:p>
@@ -11974,18 +11874,8 @@
                 <w:sz w:val="28"/>
                 <w:szCs w:val="28"/>
               </w:rPr>
-              <w:t xml:space="preserve">Jair Enrique Coll </w:t>
-            </w:r>
-            <w:proofErr w:type="spellStart"/>
-            <w:r>
-              <w:rPr>
-                <w:rFonts w:asciiTheme="minorHAnsi" w:hAnsiTheme="minorHAnsi" w:cstheme="minorHAnsi"/>
-                <w:sz w:val="28"/>
-                <w:szCs w:val="28"/>
-              </w:rPr>
-              <w:t>Gallardo</w:t>
-            </w:r>
-            <w:proofErr w:type="spellEnd"/>
+              <w:t>Jair Enrique Coll Gallardo</w:t>
+            </w:r>
           </w:p>
         </w:tc>
         <w:tc>
@@ -12597,7 +12487,6 @@
                 <w:szCs w:val="28"/>
               </w:rPr>
             </w:pPr>
-            <w:proofErr w:type="spellStart"/>
             <w:r>
               <w:rPr>
                 <w:rFonts w:asciiTheme="minorHAnsi" w:hAnsiTheme="minorHAnsi" w:cstheme="minorHAnsi"/>
@@ -12605,16 +12494,7 @@
                 <w:szCs w:val="28"/>
               </w:rPr>
               <w:lastRenderedPageBreak/>
-              <w:t>Karine</w:t>
-            </w:r>
-            <w:proofErr w:type="spellEnd"/>
-            <w:r>
-              <w:rPr>
-                <w:rFonts w:asciiTheme="minorHAnsi" w:hAnsiTheme="minorHAnsi" w:cstheme="minorHAnsi"/>
-                <w:sz w:val="28"/>
-                <w:szCs w:val="28"/>
-              </w:rPr>
-              <w:t xml:space="preserve"> Isabel Ospino Fritz</w:t>
+              <w:t>Karine Isabel Ospino Fritz</w:t>
             </w:r>
           </w:p>
         </w:tc>
@@ -12678,8 +12558,8 @@
       </w:pPr>
     </w:p>
     <w:sectPr>
-      <w:headerReference w:type="default" r:id="rId32"/>
-      <w:footerReference w:type="default" r:id="rId33"/>
+      <w:headerReference w:type="default" r:id="rId33"/>
+      <w:footerReference w:type="default" r:id="rId34"/>
       <w:pgSz w:w="12240" w:h="15840"/>
       <w:pgMar w:top="1701" w:right="1134" w:bottom="1134" w:left="1134" w:header="709" w:footer="737" w:gutter="0"/>
       <w:pgNumType w:start="1"/>
@@ -19039,6 +18919,17 @@
 </file>
 
 <file path=customXml/item1.xml><?xml version="1.0" encoding="utf-8"?>
+<p:properties xmlns:p="http://schemas.microsoft.com/office/2006/metadata/properties" xmlns:xsi="http://www.w3.org/2001/XMLSchema-instance" xmlns:pc="http://schemas.microsoft.com/office/infopath/2007/PartnerControls">
+  <documentManagement>
+    <TaxCatchAll xmlns="13c90a0b-73bc-4dc0-be5f-28d77b615beb" xsi:nil="true"/>
+    <lcf76f155ced4ddcb4097134ff3c332f xmlns="13c93bba-48ce-428c-bfe5-88b42c19b028">
+      <Terms xmlns="http://schemas.microsoft.com/office/infopath/2007/PartnerControls"/>
+    </lcf76f155ced4ddcb4097134ff3c332f>
+  </documentManagement>
+</p:properties>
+</file>
+
+<file path=customXml/item2.xml><?xml version="1.0" encoding="utf-8"?>
 <b:Sources xmlns:b="http://schemas.openxmlformats.org/officeDocument/2006/bibliography" xmlns="http://schemas.openxmlformats.org/officeDocument/2006/bibliography" SelectedStyle="\APASixthEditionOfficeOnline.xsl" StyleName="APA" Version="6">
   <b:Source>
     <b:Tag>Mue12</b:Tag>
@@ -19549,27 +19440,7 @@
 </b:Sources>
 </file>
 
-<file path=customXml/item2.xml><?xml version="1.0" encoding="utf-8"?>
-<p:properties xmlns:p="http://schemas.microsoft.com/office/2006/metadata/properties" xmlns:xsi="http://www.w3.org/2001/XMLSchema-instance" xmlns:pc="http://schemas.microsoft.com/office/infopath/2007/PartnerControls">
-  <documentManagement>
-    <TaxCatchAll xmlns="13c90a0b-73bc-4dc0-be5f-28d77b615beb" xsi:nil="true"/>
-    <lcf76f155ced4ddcb4097134ff3c332f xmlns="13c93bba-48ce-428c-bfe5-88b42c19b028">
-      <Terms xmlns="http://schemas.microsoft.com/office/infopath/2007/PartnerControls"/>
-    </lcf76f155ced4ddcb4097134ff3c332f>
-  </documentManagement>
-</p:properties>
-</file>
-
 <file path=customXml/item3.xml><?xml version="1.0" encoding="utf-8"?>
-<?mso-contentType ?>
-<FormTemplates xmlns="http://schemas.microsoft.com/sharepoint/v3/contenttype/forms">
-  <Display>DocumentLibraryForm</Display>
-  <Edit>DocumentLibraryForm</Edit>
-  <New>DocumentLibraryForm</New>
-</FormTemplates>
-</file>
-
-<file path=customXml/item4.xml><?xml version="1.0" encoding="utf-8"?>
 <ct:contentTypeSchema xmlns:ct="http://schemas.microsoft.com/office/2006/metadata/contentType" xmlns:ma="http://schemas.microsoft.com/office/2006/metadata/properties/metaAttributes" ct:_="" ma:_="" ma:contentTypeName="Documento" ma:contentTypeID="0x0101006A81D6BD42E8DF4C91013959704817E1" ma:contentTypeVersion="15" ma:contentTypeDescription="Crear nuevo documento." ma:contentTypeScope="" ma:versionID="bf4f72ffd194f0963ff564daca6869f7">
   <xsd:schema xmlns:xsd="http://www.w3.org/2001/XMLSchema" xmlns:xs="http://www.w3.org/2001/XMLSchema" xmlns:p="http://schemas.microsoft.com/office/2006/metadata/properties" xmlns:ns2="13c90a0b-73bc-4dc0-be5f-28d77b615beb" xmlns:ns3="13c93bba-48ce-428c-bfe5-88b42c19b028" targetNamespace="http://schemas.microsoft.com/office/2006/metadata/properties" ma:root="true" ma:fieldsID="8718d6f4873a5b1392a45044efa78385" ns2:_="" ns3:_="">
     <xsd:import namespace="13c90a0b-73bc-4dc0-be5f-28d77b615beb"/>
@@ -19804,15 +19675,16 @@
 </ct:contentTypeSchema>
 </file>
 
-<file path=customXml/itemProps1.xml><?xml version="1.0" encoding="utf-8"?>
-<ds:datastoreItem xmlns:ds="http://schemas.openxmlformats.org/officeDocument/2006/customXml" ds:itemID="{84F3832F-79D0-40EC-924E-4EC5D33B7AFB}">
-  <ds:schemaRefs>
-    <ds:schemaRef ds:uri="http://schemas.openxmlformats.org/officeDocument/2006/bibliography"/>
-  </ds:schemaRefs>
-</ds:datastoreItem>
+<file path=customXml/item4.xml><?xml version="1.0" encoding="utf-8"?>
+<?mso-contentType ?>
+<FormTemplates xmlns="http://schemas.microsoft.com/sharepoint/v3/contenttype/forms">
+  <Display>DocumentLibraryForm</Display>
+  <Edit>DocumentLibraryForm</Edit>
+  <New>DocumentLibraryForm</New>
+</FormTemplates>
 </file>
 
-<file path=customXml/itemProps2.xml><?xml version="1.0" encoding="utf-8"?>
+<file path=customXml/itemProps1.xml><?xml version="1.0" encoding="utf-8"?>
 <ds:datastoreItem xmlns:ds="http://schemas.openxmlformats.org/officeDocument/2006/customXml" ds:itemID="{1145D752-ACC1-45E1-AB53-0C756F67FC7F}">
   <ds:schemaRefs>
     <ds:schemaRef ds:uri="http://schemas.microsoft.com/office/2006/metadata/properties"/>
@@ -19823,15 +19695,15 @@
 </ds:datastoreItem>
 </file>
 
-<file path=customXml/itemProps3.xml><?xml version="1.0" encoding="utf-8"?>
-<ds:datastoreItem xmlns:ds="http://schemas.openxmlformats.org/officeDocument/2006/customXml" ds:itemID="{81CBDEC1-3B00-44ED-AD36-0268077980BA}">
+<file path=customXml/itemProps2.xml><?xml version="1.0" encoding="utf-8"?>
+<ds:datastoreItem xmlns:ds="http://schemas.openxmlformats.org/officeDocument/2006/customXml" ds:itemID="{84F3832F-79D0-40EC-924E-4EC5D33B7AFB}">
   <ds:schemaRefs>
-    <ds:schemaRef ds:uri="http://schemas.microsoft.com/sharepoint/v3/contenttype/forms"/>
+    <ds:schemaRef ds:uri="http://schemas.openxmlformats.org/officeDocument/2006/bibliography"/>
   </ds:schemaRefs>
 </ds:datastoreItem>
 </file>
 
-<file path=customXml/itemProps4.xml><?xml version="1.0" encoding="utf-8"?>
+<file path=customXml/itemProps3.xml><?xml version="1.0" encoding="utf-8"?>
 <ds:datastoreItem xmlns:ds="http://schemas.openxmlformats.org/officeDocument/2006/customXml" ds:itemID="{FE2E1E0D-7BDB-49F1-AAE9-4A9985EB2F09}">
   <ds:schemaRefs>
     <ds:schemaRef ds:uri="http://schemas.microsoft.com/office/2006/metadata/contentType"/>
@@ -19848,4 +19720,12 @@
     <ds:schemaRef ds:uri="http://schemas.microsoft.com/internal/obd"/>
   </ds:schemaRefs>
 </ds:datastoreItem>
+</file>
+
+<file path=customXml/itemProps4.xml><?xml version="1.0" encoding="utf-8"?>
+<ds:datastoreItem xmlns:ds="http://schemas.openxmlformats.org/officeDocument/2006/customXml" ds:itemID="{81CBDEC1-3B00-44ED-AD36-0268077980BA}">
+  <ds:schemaRefs>
+    <ds:schemaRef ds:uri="http://schemas.microsoft.com/sharepoint/v3/contenttype/forms"/>
+  </ds:schemaRefs>
+</ds:datastoreItem>
 </file>